--- a/word/tmpl/tmpl_metak_mon.docx
+++ b/word/tmpl/tmpl_metak_mon.docx
@@ -454,7 +454,29 @@
                 <w:szCs w:val="22"/>
                 <w:lang w:val="en-US"/>
               </w:rPr>
-              <w:t>${hmprot}</w:t>
+              <w:t>${</w:t>
+            </w:r>
+            <w:proofErr w:type="spellStart"/>
+            <w:r>
+              <w:rPr>
+                <w:rFonts w:ascii="Calibri" w:hAnsi="Calibri" w:cs="Arial"/>
+                <w:bCs/>
+                <w:sz w:val="22"/>
+                <w:szCs w:val="22"/>
+                <w:lang w:val="en-US"/>
+              </w:rPr>
+              <w:t>hmprot</w:t>
+            </w:r>
+            <w:proofErr w:type="spellEnd"/>
+            <w:r>
+              <w:rPr>
+                <w:rFonts w:ascii="Calibri" w:hAnsi="Calibri" w:cs="Arial"/>
+                <w:bCs/>
+                <w:sz w:val="22"/>
+                <w:szCs w:val="22"/>
+                <w:lang w:val="en-US"/>
+              </w:rPr>
+              <w:t>}</w:t>
             </w:r>
           </w:p>
           <w:p>
@@ -469,6 +491,7 @@
                 <w:lang w:val="en-US"/>
               </w:rPr>
             </w:pPr>
+            <w:proofErr w:type="spellStart"/>
             <w:r>
               <w:rPr>
                 <w:rFonts w:ascii="Calibri" w:hAnsi="Calibri" w:cs="Arial"/>
@@ -478,6 +501,7 @@
               </w:rPr>
               <w:t>Αρ</w:t>
             </w:r>
+            <w:proofErr w:type="spellEnd"/>
             <w:r>
               <w:rPr>
                 <w:rFonts w:ascii="Calibri" w:hAnsi="Calibri" w:cs="Arial"/>
@@ -488,6 +512,7 @@
               </w:rPr>
               <w:t>.</w:t>
             </w:r>
+            <w:proofErr w:type="spellStart"/>
             <w:r>
               <w:rPr>
                 <w:rFonts w:ascii="Calibri" w:hAnsi="Calibri" w:cs="Arial"/>
@@ -497,6 +522,7 @@
               </w:rPr>
               <w:t>Πρωτ</w:t>
             </w:r>
+            <w:proofErr w:type="spellEnd"/>
             <w:r>
               <w:rPr>
                 <w:rFonts w:ascii="Calibri" w:hAnsi="Calibri" w:cs="Arial"/>
@@ -527,6 +553,7 @@
               </w:rPr>
               <w:t>${</w:t>
             </w:r>
+            <w:proofErr w:type="spellStart"/>
             <w:r>
               <w:rPr>
                 <w:rFonts w:ascii="Calibri" w:hAnsi="Calibri" w:cs="Arial"/>
@@ -537,6 +564,7 @@
               </w:rPr>
               <w:t>prot</w:t>
             </w:r>
+            <w:proofErr w:type="spellEnd"/>
             <w:r>
               <w:rPr>
                 <w:rFonts w:ascii="Calibri" w:hAnsi="Calibri" w:cs="Arial"/>
@@ -685,13 +713,31 @@
               </w:rPr>
               <w:t xml:space="preserve"> </w:t>
             </w:r>
+            <w:proofErr w:type="spellStart"/>
             <w:r>
               <w:rPr>
                 <w:rFonts w:ascii="Calibri" w:hAnsi="Calibri" w:cs="Arial"/>
                 <w:sz w:val="20"/>
               </w:rPr>
-              <w:t>Ταχ. Δ/νση</w:t>
-            </w:r>
+              <w:t>Ταχ</w:t>
+            </w:r>
+            <w:proofErr w:type="spellEnd"/>
+            <w:r>
+              <w:rPr>
+                <w:rFonts w:ascii="Calibri" w:hAnsi="Calibri" w:cs="Arial"/>
+                <w:sz w:val="20"/>
+              </w:rPr>
+              <w:t>. Δ/</w:t>
+            </w:r>
+            <w:proofErr w:type="spellStart"/>
+            <w:r>
+              <w:rPr>
+                <w:rFonts w:ascii="Calibri" w:hAnsi="Calibri" w:cs="Arial"/>
+                <w:sz w:val="20"/>
+              </w:rPr>
+              <w:t>νση</w:t>
+            </w:r>
+            <w:proofErr w:type="spellEnd"/>
           </w:p>
           <w:p>
             <w:pPr>
@@ -751,12 +797,21 @@
               </w:rPr>
               <w:t xml:space="preserve">: </w:t>
             </w:r>
+            <w:proofErr w:type="spellStart"/>
             <w:r>
               <w:rPr>
                 <w:rFonts w:ascii="Calibri" w:hAnsi="Calibri" w:cs="Arial"/>
                 <w:sz w:val="20"/>
               </w:rPr>
-              <w:t>Πιτσουλάκη 73</w:t>
+              <w:t>Πιτσουλάκη</w:t>
+            </w:r>
+            <w:proofErr w:type="spellEnd"/>
+            <w:r>
+              <w:rPr>
+                <w:rFonts w:ascii="Calibri" w:hAnsi="Calibri" w:cs="Arial"/>
+                <w:sz w:val="20"/>
+              </w:rPr>
+              <w:t xml:space="preserve"> 73</w:t>
             </w:r>
             <w:r>
               <w:rPr>
@@ -790,13 +845,23 @@
               </w:rPr>
               <w:t xml:space="preserve">: </w:t>
             </w:r>
+            <w:proofErr w:type="spellStart"/>
             <w:r>
               <w:rPr>
                 <w:rFonts w:ascii="Calibri" w:hAnsi="Calibri" w:cs="Arial"/>
                 <w:snapToGrid w:val="0"/>
                 <w:sz w:val="20"/>
               </w:rPr>
-              <w:t>Χουρδάκης Νικόλαος</w:t>
+              <w:t>Χουρδάκης</w:t>
+            </w:r>
+            <w:proofErr w:type="spellEnd"/>
+            <w:r>
+              <w:rPr>
+                <w:rFonts w:ascii="Calibri" w:hAnsi="Calibri" w:cs="Arial"/>
+                <w:snapToGrid w:val="0"/>
+                <w:sz w:val="20"/>
+              </w:rPr>
+              <w:t xml:space="preserve"> Νικόλαος</w:t>
             </w:r>
           </w:p>
           <w:p>
@@ -815,15 +880,33 @@
                 <w:snapToGrid w:val="0"/>
                 <w:sz w:val="20"/>
               </w:rPr>
-              <w:t>: 281052930</w:t>
+              <w:t>: 2810</w:t>
             </w:r>
             <w:r>
               <w:rPr>
                 <w:rFonts w:ascii="Calibri" w:hAnsi="Calibri" w:cs="Arial"/>
                 <w:snapToGrid w:val="0"/>
                 <w:sz w:val="20"/>
-              </w:rPr>
-              <w:t>6</w:t>
+                <w:lang w:val="en-US"/>
+              </w:rPr>
+              <w:t>00</w:t>
+            </w:r>
+            <w:r>
+              <w:rPr>
+                <w:rFonts w:ascii="Calibri" w:hAnsi="Calibri" w:cs="Arial"/>
+                <w:snapToGrid w:val="0"/>
+                <w:sz w:val="20"/>
+              </w:rPr>
+              <w:t>9</w:t>
+            </w:r>
+            <w:r>
+              <w:rPr>
+                <w:rFonts w:ascii="Calibri" w:hAnsi="Calibri" w:cs="Arial"/>
+                <w:snapToGrid w:val="0"/>
+                <w:sz w:val="20"/>
+                <w:lang w:val="en-US"/>
+              </w:rPr>
+              <w:t>925, 926, 927</w:t>
             </w:r>
             <w:r>
               <w:rPr>
@@ -1171,6 +1254,7 @@
         </w:rPr>
         <w:t>${</w:t>
       </w:r>
+      <w:proofErr w:type="spellStart"/>
       <w:r>
         <w:rPr>
           <w:rFonts w:ascii="Calibri" w:hAnsi="Calibri" w:cs="Calibri"/>
@@ -1182,6 +1266,7 @@
         </w:rPr>
         <w:t>klados</w:t>
       </w:r>
+      <w:proofErr w:type="spellEnd"/>
       <w:r>
         <w:rPr>
           <w:rFonts w:ascii="Calibri" w:hAnsi="Calibri" w:cs="Calibri"/>
@@ -1294,7 +1379,43 @@
           <w:sz w:val="22"/>
           <w:szCs w:val="22"/>
         </w:rPr>
-        <w:t>Την υπ’ αριθμ. ΣΤ5/56/2000 (ΦΕΚ 1409 Β/17-11-2000) απόφαση του Υπουργού Εθνικής Παιδείας και Θρησκευμάτων «Μεταβίβαση δικαιώματος υπογραφής “Με εντολή Υπουργού“ στους Προϊσταμένους των Δ/νσεων και Γραφείων Πρωτοβάθμιας και Δευτεροβάθμιας Εκπαίδευσης των νομών και των νομαρχιών».</w:t>
+        <w:t xml:space="preserve">Την υπ’ </w:t>
+      </w:r>
+      <w:proofErr w:type="spellStart"/>
+      <w:r>
+        <w:rPr>
+          <w:rFonts w:ascii="Calibri" w:hAnsi="Calibri" w:cs="Calibri"/>
+          <w:sz w:val="22"/>
+          <w:szCs w:val="22"/>
+        </w:rPr>
+        <w:t>αριθμ</w:t>
+      </w:r>
+      <w:proofErr w:type="spellEnd"/>
+      <w:r>
+        <w:rPr>
+          <w:rFonts w:ascii="Calibri" w:hAnsi="Calibri" w:cs="Calibri"/>
+          <w:sz w:val="22"/>
+          <w:szCs w:val="22"/>
+        </w:rPr>
+        <w:t>. ΣΤ5/56/2000 (ΦΕΚ 1409 Β/17-11-2000) απόφαση του Υπουργού Εθνικής Παιδείας και Θρησκευμάτων «Μεταβίβαση δικαιώματος υπογραφής “Με εντολή Υπουργού“ στους Προϊσταμένους των Δ/</w:t>
+      </w:r>
+      <w:proofErr w:type="spellStart"/>
+      <w:r>
+        <w:rPr>
+          <w:rFonts w:ascii="Calibri" w:hAnsi="Calibri" w:cs="Calibri"/>
+          <w:sz w:val="22"/>
+          <w:szCs w:val="22"/>
+        </w:rPr>
+        <w:t>νσεων</w:t>
+      </w:r>
+      <w:proofErr w:type="spellEnd"/>
+      <w:r>
+        <w:rPr>
+          <w:rFonts w:ascii="Calibri" w:hAnsi="Calibri" w:cs="Calibri"/>
+          <w:sz w:val="22"/>
+          <w:szCs w:val="22"/>
+        </w:rPr>
+        <w:t xml:space="preserve"> και Γραφείων Πρωτοβάθμιας και Δευτεροβάθμιας Εκπαίδευσης των νομών και των νομαρχιών».</w:t>
       </w:r>
     </w:p>
     <w:p>
@@ -1317,7 +1438,25 @@
           <w:sz w:val="22"/>
           <w:szCs w:val="22"/>
         </w:rPr>
-        <w:t>Την υπ’ αριθμ. Φ.353.1/324/105657/Δ1/16-10-02 Απόφαση του Υπουργού Εθν. Παιδείας και Θρησκευμάτων «Καθορισμός των ειδικότερων καθηκόντων και αρμοδιοτήτων των Προϊσταμένων των Περιφερειακών υπηρεσιών πρωτοβάθμιας και δευτεροβάθμιας εκπαίδευσης, των διευθυντών και υποδιευθυντών των σχολικών μονάδων και ΣΕΚ και των συλλόγων των διδασκόντων ».</w:t>
+        <w:t xml:space="preserve">Την υπ’ </w:t>
+      </w:r>
+      <w:proofErr w:type="spellStart"/>
+      <w:r>
+        <w:rPr>
+          <w:rFonts w:ascii="Calibri" w:hAnsi="Calibri" w:cs="Calibri"/>
+          <w:sz w:val="22"/>
+          <w:szCs w:val="22"/>
+        </w:rPr>
+        <w:t>αριθμ</w:t>
+      </w:r>
+      <w:proofErr w:type="spellEnd"/>
+      <w:r>
+        <w:rPr>
+          <w:rFonts w:ascii="Calibri" w:hAnsi="Calibri" w:cs="Calibri"/>
+          <w:sz w:val="22"/>
+          <w:szCs w:val="22"/>
+        </w:rPr>
+        <w:t>. Φ.353.1/324/105657/Δ1/16-10-02 Απόφαση του Υπουργού Εθν. Παιδείας και Θρησκευμάτων «Καθορισμός των ειδικότερων καθηκόντων και αρμοδιοτήτων των Προϊσταμένων των Περιφερειακών υπηρεσιών πρωτοβάθμιας και δευτεροβάθμιας εκπαίδευσης, των διευθυντών και υποδιευθυντών των σχολικών μονάδων και ΣΕΚ και των συλλόγων των διδασκόντων ».</w:t>
       </w:r>
     </w:p>
     <w:p>
@@ -1339,13 +1478,59 @@
           <w:szCs w:val="22"/>
         </w:rPr>
       </w:pPr>
-      <w:r>
-        <w:rPr>
-          <w:rFonts w:ascii="Calibri" w:hAnsi="Calibri" w:cs="Calibri"/>
-          <w:sz w:val="22"/>
-          <w:szCs w:val="22"/>
-        </w:rPr>
-        <w:t>Tην αρ. πρωτ. 170405/ΓΓ1/28-12-21 Υπ. Απόφαση «Καθορισμός των ειδικότερων καθηκόντων και αρμοδιοτήτων των Διευθυντών Εκπαίδευσης» (ΦΕΚ 6273/28-12-2021 τ. Β’).</w:t>
+      <w:proofErr w:type="spellStart"/>
+      <w:r>
+        <w:rPr>
+          <w:rFonts w:ascii="Calibri" w:hAnsi="Calibri" w:cs="Calibri"/>
+          <w:sz w:val="22"/>
+          <w:szCs w:val="22"/>
+        </w:rPr>
+        <w:t>Tην</w:t>
+      </w:r>
+      <w:proofErr w:type="spellEnd"/>
+      <w:r>
+        <w:rPr>
+          <w:rFonts w:ascii="Calibri" w:hAnsi="Calibri" w:cs="Calibri"/>
+          <w:sz w:val="22"/>
+          <w:szCs w:val="22"/>
+        </w:rPr>
+        <w:t xml:space="preserve"> </w:t>
+      </w:r>
+      <w:proofErr w:type="spellStart"/>
+      <w:r>
+        <w:rPr>
+          <w:rFonts w:ascii="Calibri" w:hAnsi="Calibri" w:cs="Calibri"/>
+          <w:sz w:val="22"/>
+          <w:szCs w:val="22"/>
+        </w:rPr>
+        <w:t>αρ</w:t>
+      </w:r>
+      <w:proofErr w:type="spellEnd"/>
+      <w:r>
+        <w:rPr>
+          <w:rFonts w:ascii="Calibri" w:hAnsi="Calibri" w:cs="Calibri"/>
+          <w:sz w:val="22"/>
+          <w:szCs w:val="22"/>
+        </w:rPr>
+        <w:t xml:space="preserve">. </w:t>
+      </w:r>
+      <w:proofErr w:type="spellStart"/>
+      <w:r>
+        <w:rPr>
+          <w:rFonts w:ascii="Calibri" w:hAnsi="Calibri" w:cs="Calibri"/>
+          <w:sz w:val="22"/>
+          <w:szCs w:val="22"/>
+        </w:rPr>
+        <w:t>πρωτ</w:t>
+      </w:r>
+      <w:proofErr w:type="spellEnd"/>
+      <w:r>
+        <w:rPr>
+          <w:rFonts w:ascii="Calibri" w:hAnsi="Calibri" w:cs="Calibri"/>
+          <w:sz w:val="22"/>
+          <w:szCs w:val="22"/>
+        </w:rPr>
+        <w:t>. 170405/ΓΓ1/28-12-21 Υπ. Απόφαση «Καθορισμός των ειδικότερων καθηκόντων και αρμοδιοτήτων των Διευθυντών Εκπαίδευσης» (ΦΕΚ 6273/28-12-2021 τ. Β’).</w:t>
       </w:r>
     </w:p>
     <w:p>
@@ -1391,7 +1576,43 @@
           <w:sz w:val="22"/>
           <w:szCs w:val="22"/>
         </w:rPr>
-        <w:t>Τη με αρ. πρωτ. Φ.353.1/120/88595/Ε3/18-7-2022 ΥΑ του Υ</w:t>
+        <w:t xml:space="preserve">Τη με </w:t>
+      </w:r>
+      <w:proofErr w:type="spellStart"/>
+      <w:r>
+        <w:rPr>
+          <w:rFonts w:ascii="Calibri" w:hAnsi="Calibri" w:cs="Calibri"/>
+          <w:sz w:val="22"/>
+          <w:szCs w:val="22"/>
+        </w:rPr>
+        <w:t>αρ</w:t>
+      </w:r>
+      <w:proofErr w:type="spellEnd"/>
+      <w:r>
+        <w:rPr>
+          <w:rFonts w:ascii="Calibri" w:hAnsi="Calibri" w:cs="Calibri"/>
+          <w:sz w:val="22"/>
+          <w:szCs w:val="22"/>
+        </w:rPr>
+        <w:t xml:space="preserve">. </w:t>
+      </w:r>
+      <w:proofErr w:type="spellStart"/>
+      <w:r>
+        <w:rPr>
+          <w:rFonts w:ascii="Calibri" w:hAnsi="Calibri" w:cs="Calibri"/>
+          <w:sz w:val="22"/>
+          <w:szCs w:val="22"/>
+        </w:rPr>
+        <w:t>πρωτ</w:t>
+      </w:r>
+      <w:proofErr w:type="spellEnd"/>
+      <w:r>
+        <w:rPr>
+          <w:rFonts w:ascii="Calibri" w:hAnsi="Calibri" w:cs="Calibri"/>
+          <w:sz w:val="22"/>
+          <w:szCs w:val="22"/>
+        </w:rPr>
+        <w:t>. Φ.353.1/120/88595/Ε3/18-7-2022 ΥΑ του Υ</w:t>
       </w:r>
       <w:r>
         <w:rPr>
@@ -1461,40 +1682,63 @@
           <w:rFonts w:ascii="Calibri" w:hAnsi="Calibri" w:cs="Calibri"/>
           <w:sz w:val="22"/>
           <w:szCs w:val="22"/>
-          <w:lang w:val="en-US"/>
         </w:rPr>
         <w:lastRenderedPageBreak/>
-        <w:t>${</w:t>
-      </w:r>
-      <w:r>
-        <w:rPr>
-          <w:rFonts w:ascii="Calibri" w:hAnsi="Calibri" w:cs="Calibri"/>
-          <w:sz w:val="22"/>
-          <w:szCs w:val="22"/>
-          <w:lang w:val="en-US"/>
-        </w:rPr>
-        <w:t>comment</w:t>
-      </w:r>
-      <w:r>
-        <w:rPr>
-          <w:rFonts w:ascii="Calibri" w:hAnsi="Calibri" w:cs="Calibri"/>
-          <w:sz w:val="22"/>
-          <w:szCs w:val="22"/>
-          <w:lang w:val="en-US"/>
-        </w:rPr>
-        <w:t>}</w:t>
-      </w:r>
-      <w:r>
-        <w:rPr>
-          <w:rFonts w:ascii="Calibri" w:hAnsi="Calibri" w:cs="Calibri"/>
-          <w:sz w:val="22"/>
-          <w:szCs w:val="22"/>
-        </w:rPr>
-        <w:t>.</w:t>
+        <w:t>Τις διατάξεις του άρθρου 131 του ν. 5324/2026 (Α΄ 121) "Παράταση θητείας στελεχών της εκπαίδευσης – Προσθήκη παρ. 1Α στο άρθρο 232 του ν. 4823/2021".</w:t>
       </w:r>
     </w:p>
     <w:p>
       <w:pPr>
+        <w:numPr>
+          <w:ilvl w:val="0"/>
+          <w:numId w:val="1"/>
+        </w:numPr>
+        <w:spacing w:line="360" w:lineRule="auto"/>
+        <w:jc w:val="both"/>
+        <w:rPr>
+          <w:rFonts w:ascii="Calibri" w:hAnsi="Calibri" w:cs="Calibri"/>
+          <w:sz w:val="22"/>
+          <w:szCs w:val="22"/>
+        </w:rPr>
+      </w:pPr>
+      <w:r>
+        <w:rPr>
+          <w:rFonts w:ascii="Calibri" w:hAnsi="Calibri" w:cs="Calibri"/>
+          <w:sz w:val="22"/>
+          <w:szCs w:val="22"/>
+          <w:lang w:val="en-US"/>
+        </w:rPr>
+        <w:t>${</w:t>
+      </w:r>
+      <w:r>
+        <w:rPr>
+          <w:rFonts w:ascii="Calibri" w:hAnsi="Calibri" w:cs="Calibri"/>
+          <w:sz w:val="22"/>
+          <w:szCs w:val="22"/>
+          <w:lang w:val="en-US"/>
+        </w:rPr>
+        <w:t>comment</w:t>
+      </w:r>
+      <w:r>
+        <w:rPr>
+          <w:rFonts w:ascii="Calibri" w:hAnsi="Calibri" w:cs="Calibri"/>
+          <w:sz w:val="22"/>
+          <w:szCs w:val="22"/>
+          <w:lang w:val="en-US"/>
+        </w:rPr>
+        <w:t>}</w:t>
+      </w:r>
+      <w:r>
+        <w:rPr>
+          <w:rFonts w:ascii="Calibri" w:hAnsi="Calibri" w:cs="Calibri"/>
+          <w:sz w:val="22"/>
+          <w:szCs w:val="22"/>
+        </w:rPr>
+        <w:t>.</w:t>
+      </w:r>
+    </w:p>
+    <w:p>
+      <w:pPr>
         <w:pStyle w:val="5"/>
         <w:tabs>
           <w:tab w:val="num" w:pos="360"/>
@@ -1762,6 +2006,7 @@
         </w:rPr>
         <w:t>${</w:t>
       </w:r>
+      <w:proofErr w:type="spellStart"/>
       <w:r>
         <w:rPr>
           <w:rFonts w:ascii="Calibri" w:hAnsi="Calibri" w:cs="Calibri"/>
@@ -1771,6 +2016,7 @@
         </w:rPr>
         <w:t>klados</w:t>
       </w:r>
+      <w:proofErr w:type="spellEnd"/>
       <w:r>
         <w:rPr>
           <w:rFonts w:ascii="Calibri" w:hAnsi="Calibri" w:cs="Calibri"/>
@@ -1845,6 +2091,7 @@
         </w:rPr>
         <w:t>${</w:t>
       </w:r>
+      <w:proofErr w:type="spellStart"/>
       <w:r>
         <w:rPr>
           <w:rFonts w:ascii="Calibri" w:hAnsi="Calibri" w:cs="Calibri"/>
@@ -1854,6 +2101,7 @@
         </w:rPr>
         <w:t>yphrethsh</w:t>
       </w:r>
+      <w:proofErr w:type="spellEnd"/>
       <w:r>
         <w:rPr>
           <w:rFonts w:ascii="Calibri" w:hAnsi="Calibri" w:cs="Calibri"/>
@@ -1896,6 +2144,7 @@
         </w:rPr>
         <w:t>${</w:t>
       </w:r>
+      <w:proofErr w:type="spellStart"/>
       <w:r>
         <w:rPr>
           <w:rFonts w:ascii="Calibri" w:hAnsi="Calibri" w:cs="Calibri"/>
@@ -1906,6 +2155,7 @@
         </w:rPr>
         <w:t>metakinhsh</w:t>
       </w:r>
+      <w:proofErr w:type="spellEnd"/>
       <w:r>
         <w:rPr>
           <w:rFonts w:ascii="Calibri" w:hAnsi="Calibri" w:cs="Calibri"/>
@@ -1949,6 +2199,7 @@
         </w:rPr>
         <w:t>${</w:t>
       </w:r>
+      <w:proofErr w:type="spellStart"/>
       <w:r>
         <w:rPr>
           <w:rFonts w:ascii="Calibri" w:hAnsi="Calibri" w:cs="Calibri"/>
@@ -1959,6 +2210,7 @@
         </w:rPr>
         <w:t>datefrom</w:t>
       </w:r>
+      <w:proofErr w:type="spellEnd"/>
       <w:r>
         <w:rPr>
           <w:rFonts w:ascii="Calibri" w:hAnsi="Calibri" w:cs="Calibri"/>
@@ -2003,6 +2255,7 @@
         </w:rPr>
         <w:t>${</w:t>
       </w:r>
+      <w:proofErr w:type="spellStart"/>
       <w:r>
         <w:rPr>
           <w:rFonts w:ascii="Calibri" w:hAnsi="Calibri" w:cs="Calibri"/>
@@ -2013,6 +2266,7 @@
         </w:rPr>
         <w:t>endofyear</w:t>
       </w:r>
+      <w:proofErr w:type="spellEnd"/>
       <w:r>
         <w:rPr>
           <w:rFonts w:ascii="Calibri" w:hAnsi="Calibri" w:cs="Calibri"/>
@@ -2093,6 +2347,7 @@
         </w:rPr>
         <w:t>${</w:t>
       </w:r>
+      <w:proofErr w:type="spellStart"/>
       <w:r>
         <w:rPr>
           <w:rFonts w:ascii="Calibri" w:hAnsi="Calibri" w:cs="Calibri"/>
@@ -2102,6 +2357,7 @@
         </w:rPr>
         <w:t>head_title</w:t>
       </w:r>
+      <w:proofErr w:type="spellEnd"/>
       <w:r>
         <w:rPr>
           <w:rFonts w:ascii="Calibri" w:hAnsi="Calibri" w:cs="Calibri"/>
@@ -2145,6 +2401,7 @@
         </w:rPr>
         <w:t>${</w:t>
       </w:r>
+      <w:proofErr w:type="spellStart"/>
       <w:r>
         <w:rPr>
           <w:rFonts w:ascii="Calibri" w:hAnsi="Calibri" w:cs="Calibri"/>
@@ -2154,6 +2411,7 @@
         </w:rPr>
         <w:t>head_name</w:t>
       </w:r>
+      <w:proofErr w:type="spellEnd"/>
       <w:r>
         <w:rPr>
           <w:rFonts w:ascii="Calibri" w:hAnsi="Calibri" w:cs="Calibri"/>
@@ -3387,7 +3645,6 @@
   <w:style w:type="character" w:default="1" w:styleId="a0">
     <w:name w:val="Default Paragraph Font"/>
     <w:uiPriority w:val="1"/>
-    <w:semiHidden/>
     <w:unhideWhenUsed/>
   </w:style>
   <w:style w:type="table" w:default="1" w:styleId="a1">
